--- a/เอกสารแต่ละบท/UseCaseX.docx
+++ b/เอกสารแต่ละบท/UseCaseX.docx
@@ -29,7 +29,7 @@
           <w:sz w:val="44"/>
           <w:szCs w:val="44"/>
         </w:rPr>
-        <w:t xml:space="preserve">SOML — ระบบจัดการคำสั่งซื้อและตรวจสอบคลังสินค้า ร้านวัสดุก่อสร้างอำพรคอนกรีต</w:t>
+        <w:t xml:space="preserve">อำพร OMS — ระบบจัดการคำสั่งซื้อและตรวจสอบคลังสินค้า ร้านวัสดุก่อสร้างอำพรคอนกรีต</w:t>
       </w:r>
     </w:p>
     <w:tbl>
@@ -417,7 +417,7 @@
         <w:t xml:space="preserve"> </w:t>
       </w:r>
       <w:r>
-        <w:t xml:space="preserve">— เอกสารนี้กำหนดความต้องการของระบบ SOML ก่อนเข้าสู่ขั้นทดสอบ จึงระบุเกณฑ์และวิธีทวนสอบไว้ แต่ยังไม่รายงานผลการทดสอบ ผลการทดสอบจริงอยู่ในบทที่ 4 ของปริญญานิพนธ์ และเอกสารนี้ไม่รวมข้อมูลภายในของสถานประกอบการ เช่น ยอดขายจริง หมายเลขพร้อมเพย์ของร้าน และรหัสผ่านของผู้ใช้</w:t>
+        <w:t xml:space="preserve">— เอกสารนี้กำหนดความต้องการของระบบอำพร OMS ก่อนเข้าสู่ขั้นทดสอบ จึงระบุเกณฑ์และวิธีทวนสอบไว้ แต่ยังไม่รายงานผลการทดสอบ ผลการทดสอบจริงอยู่ในบทที่ 4 ของปริญญานิพนธ์ และเอกสารนี้ไม่รวมข้อมูลภายในของสถานประกอบการ เช่น ยอดขายจริง หมายเลขพร้อมเพย์ของร้าน และรหัสผ่านของผู้ใช้</w:t>
       </w:r>
     </w:p>
     <w:bookmarkStart w:id="20" w:name="สารบญ-table-of-contents"/>
@@ -1043,7 +1043,7 @@
         <w:pStyle w:val="FirstParagraph"/>
       </w:pPr>
       <w:r>
-        <w:t xml:space="preserve">เอกสารนี้กำหนดความต้องการซอฟต์แวร์ของระบบจัดการคำสั่งซื้อและตรวจสอบคลังสินค้า (SOML) สำหรับร้านวัสดุก่อสร้างอำพรคอนกรีต โดยเล่าผ่านกรณีการใช้งาน (Use Case) UC-01 ถึง UC-11 พร้อมลำดับเหตุการณ์หลัก ทางเลือก และข้อยกเว้น (Main / Alternate / Exception Flow) และเกณฑ์การยอมรับ (Acceptance Criteria) เพื่อให้ผู้พัฒนา ผู้ทดสอบ อาจารย์ที่ปรึกษา และเจ้าของร้านตรวจสอบขอบเขต พฤติกรรม กฎทางธุรกิจ แบบจำลอง และการสอบกลับ (Traceability) ร่วมกันได้จากเอกสารฉบับเดียว ความต้องการทุกข้อสืบกลับไปยังหลักฐานหน้างาน EV-01 ถึง EV-09 ในปริญญานิพนธ์บทที่ 3</w:t>
+        <w:t xml:space="preserve">เอกสารนี้กำหนดความต้องการซอฟต์แวร์ของระบบจัดการคำสั่งซื้อและตรวจสอบคลังสินค้า (อำพร OMS) สำหรับร้านวัสดุก่อสร้างอำพรคอนกรีต โดยเล่าผ่านกรณีการใช้งาน (Use Case) UC-01 ถึง UC-11 พร้อมลำดับเหตุการณ์หลัก ทางเลือก และข้อยกเว้น (Main / Alternate / Exception Flow) และเกณฑ์การยอมรับ (Acceptance Criteria) เพื่อให้ผู้พัฒนา ผู้ทดสอบ อาจารย์ที่ปรึกษา และเจ้าของร้านตรวจสอบขอบเขต พฤติกรรม กฎทางธุรกิจ แบบจำลอง และการสอบกลับ (Traceability) ร่วมกันได้จากเอกสารฉบับเดียว ความต้องการทุกข้อสืบกลับไปยังหลักฐานหน้างาน EV-01 ถึง EV-09 ในปริญญานิพนธ์บทที่ 3</w:t>
       </w:r>
     </w:p>
     <w:p>
@@ -2021,7 +2021,7 @@
         <w:pStyle w:val="FirstParagraph"/>
       </w:pPr>
       <w:r>
-        <w:t xml:space="preserve">ร้านวัสดุก่อสร้างอำพรคอนกรีตมีจุดชำระเงินหน้าร้านและจุดจ่ายสินค้าที่คลังอยู่คนละที่ และใช้บิลกระดาษเป็นตัวกลางระหว่างสองจุด ทำให้ยอดสินค้าคงเหลือในบันทึกไม่ตรงกับของจริง มีการนำบิลเก่ามารับสินค้าซ้ำ และคลังไม่ทราบล่วงหน้าว่ามีคำสั่งซื้อใดรออยู่ (EV-01 ถึง EV-09) ระบบ SOML จึงต้องเป็นแหล่งข้อมูลหลักของคำสั่งซื้อและสต็อก ให้หน้าร้านกับคลังเห็นข้อมูลชุดเดียวกันทันที และให้ผู้จัดการติดตามภาพรวมได้โดยไม่ต้องเดินไปดู</w:t>
+        <w:t xml:space="preserve">ร้านวัสดุก่อสร้างอำพรคอนกรีตมีจุดชำระเงินหน้าร้านและจุดจ่ายสินค้าที่คลังอยู่คนละที่ และใช้บิลกระดาษเป็นตัวกลางระหว่างสองจุด ทำให้ยอดสินค้าคงเหลือในบันทึกไม่ตรงกับของจริง มีการนำบิลเก่ามารับสินค้าซ้ำ และคลังไม่ทราบล่วงหน้าว่ามีคำสั่งซื้อใดรออยู่ (EV-01 ถึง EV-09) ระบบอำพร OMS จึงต้องเป็นแหล่งข้อมูลหลักของคำสั่งซื้อและสต็อก ให้หน้าร้านกับคลังเห็นข้อมูลชุดเดียวกันทันที และให้ผู้จัดการติดตามภาพรวมได้โดยไม่ต้องเดินไปดู</w:t>
       </w:r>
     </w:p>
     <w:tbl>
@@ -2353,8 +2353,8 @@
       </w:tblPr>
       <w:tblGrid>
         <w:gridCol w:w="926"/>
-        <w:gridCol w:w="3400"/>
-        <w:gridCol w:w="5312"/>
+        <w:gridCol w:w="3494"/>
+        <w:gridCol w:w="5218"/>
       </w:tblGrid>
       <w:tr>
         <w:trPr>
@@ -2387,7 +2387,7 @@
         <w:tc>
           <w:tcPr>
             <w:shd w:val="clear" w:color="auto" w:fill="F2F2F2"/>
-            <w:tcW w:w="3400" w:type="dxa"/>
+            <w:tcW w:w="3494" w:type="dxa"/>
           </w:tcPr>
           <w:tcPr/>
           <w:p>
@@ -2409,7 +2409,7 @@
         <w:tc>
           <w:tcPr>
             <w:shd w:val="clear" w:color="auto" w:fill="F2F2F2"/>
-            <w:tcW w:w="5312" w:type="dxa"/>
+            <w:tcW w:w="5218" w:type="dxa"/>
           </w:tcPr>
           <w:tcPr/>
           <w:p>
@@ -2454,7 +2454,7 @@
         </w:tc>
         <w:tc>
           <w:tcPr>
-            <w:tcW w:w="3400" w:type="dxa"/>
+            <w:tcW w:w="3494" w:type="dxa"/>
           </w:tcPr>
           <w:tcPr/>
           <w:p>
@@ -2473,7 +2473,7 @@
         </w:tc>
         <w:tc>
           <w:tcPr>
-            <w:tcW w:w="5312" w:type="dxa"/>
+            <w:tcW w:w="5218" w:type="dxa"/>
           </w:tcPr>
           <w:tcPr/>
           <w:p>
@@ -2516,7 +2516,7 @@
         </w:tc>
         <w:tc>
           <w:tcPr>
-            <w:tcW w:w="3400" w:type="dxa"/>
+            <w:tcW w:w="3494" w:type="dxa"/>
           </w:tcPr>
           <w:tcPr/>
           <w:p>
@@ -2535,7 +2535,7 @@
         </w:tc>
         <w:tc>
           <w:tcPr>
-            <w:tcW w:w="5312" w:type="dxa"/>
+            <w:tcW w:w="5218" w:type="dxa"/>
           </w:tcPr>
           <w:tcPr/>
           <w:p>
@@ -2578,7 +2578,7 @@
         </w:tc>
         <w:tc>
           <w:tcPr>
-            <w:tcW w:w="3400" w:type="dxa"/>
+            <w:tcW w:w="3494" w:type="dxa"/>
           </w:tcPr>
           <w:tcPr/>
           <w:p>
@@ -2597,20 +2597,20 @@
         </w:tc>
         <w:tc>
           <w:tcPr>
-            <w:tcW w:w="5312" w:type="dxa"/>
-          </w:tcPr>
-          <w:tcPr/>
-          <w:p>
-            <w:pPr>
-              <w:keepNext/>
-              <w:pStyle w:val="Compact"/>
-            </w:pPr>
-            <w:r>
-              <w:rPr>
-                <w:sz w:val="26"/>
-                <w:szCs w:val="26"/>
-              </w:rPr>
-              <w:t xml:space="preserve">หลักฐาน EV, ความต้องการ FR/NFR/BR, US/UC/AC, สถาปัตยกรรม แบบจำลอง และแผนการทดสอบ TC-01..14</w:t>
+            <w:tcW w:w="5218" w:type="dxa"/>
+          </w:tcPr>
+          <w:tcPr/>
+          <w:p>
+            <w:pPr>
+              <w:keepNext/>
+              <w:pStyle w:val="Compact"/>
+            </w:pPr>
+            <w:r>
+              <w:rPr>
+                <w:sz w:val="26"/>
+                <w:szCs w:val="26"/>
+              </w:rPr>
+              <w:t xml:space="preserve">หลักฐาน EV, ความต้องการ FR/NFR/BR, US/UC/AC, สถาปัตยกรรม แบบจำลอง และแผนการทดสอบ TC-01..13</w:t>
             </w:r>
           </w:p>
         </w:tc>
@@ -2639,19 +2639,19 @@
         </w:tc>
         <w:tc>
           <w:tcPr>
-            <w:tcW w:w="3400" w:type="dxa"/>
-          </w:tcPr>
-          <w:tcPr/>
-          <w:p>
-            <w:pPr>
-              <w:pStyle w:val="Compact"/>
-            </w:pPr>
-            <w:r>
-              <w:rPr>
-                <w:sz w:val="26"/>
-                <w:szCs w:val="26"/>
-              </w:rPr>
-              <w:t xml:space="preserve">ซอร์สโค้ดระบบ SOML โฟลเดอร์</w:t>
+            <w:tcW w:w="3494" w:type="dxa"/>
+          </w:tcPr>
+          <w:tcPr/>
+          <w:p>
+            <w:pPr>
+              <w:pStyle w:val="Compact"/>
+            </w:pPr>
+            <w:r>
+              <w:rPr>
+                <w:sz w:val="26"/>
+                <w:szCs w:val="26"/>
+              </w:rPr>
+              <w:t xml:space="preserve">ซอร์สโค้ดระบบอำพร OMS โฟลเดอร์</w:t>
             </w:r>
             <w:r>
               <w:rPr>
@@ -2706,7 +2706,7 @@
         </w:tc>
         <w:tc>
           <w:tcPr>
-            <w:tcW w:w="5312" w:type="dxa"/>
+            <w:tcW w:w="5218" w:type="dxa"/>
           </w:tcPr>
           <w:tcPr/>
           <w:p>
@@ -2749,7 +2749,7 @@
         <w:pStyle w:val="FirstParagraph"/>
       </w:pPr>
       <w:r>
-        <w:t xml:space="preserve">SOML เป็นระบบใหม่ที่พัฒนาขึ้นแทนการใช้บิลกระดาษเป็นตัวกลางระหว่างจุดชำระเงินหน้าร้านกับจุดจ่ายสินค้าที่คลัง ระบบเป็นแหล่งข้อมูลหลัก (System of Record) ของคำสั่งซื้อ ยอดสินค้าคงเหลือ การเคลื่อนไหวสต็อก และประวัติการทำรายการ ตัวเลขที่แสดงทุกจุดต้องมาจากข้อมูลชุดนี้ ไม่มีสมุดหรือบิลคู่ขนาน ผู้ใช้สามบทบาทเข้าถึงระบบผ่านเบราว์เซอร์ และระบบติดต่อกับองค์ประกอบภายนอกสองรายการ คือเครื่องพิมพ์ใบเสร็จความร้อนที่หน้าร้าน (ระบบส่งคำสั่งพิมพ์ออกไป) และแอปพลิเคชันธนาคารของลูกค้า (ระบบแสดงรหัส QR ให้สแกน แต่ไม่ได้รับข้อมูลใดกลับ)</w:t>
+        <w:t xml:space="preserve">อำพร OMS เป็นระบบใหม่ที่พัฒนาขึ้นแทนการใช้บิลกระดาษเป็นตัวกลางระหว่างจุดชำระเงินหน้าร้านกับจุดจ่ายสินค้าที่คลัง ระบบเป็นแหล่งข้อมูลหลัก (System of Record) ของคำสั่งซื้อ ยอดสินค้าคงเหลือ การเคลื่อนไหวสต็อก และประวัติการทำรายการ ตัวเลขที่แสดงทุกจุดต้องมาจากข้อมูลชุดนี้ ไม่มีสมุดหรือบิลคู่ขนาน ผู้ใช้สามบทบาทเข้าถึงระบบผ่านเบราว์เซอร์ และระบบติดต่อกับองค์ประกอบภายนอกสองรายการ คือเครื่องพิมพ์ใบเสร็จความร้อนที่หน้าร้าน (ระบบส่งคำสั่งพิมพ์ออกไป) และแอปพลิเคชันธนาคารของลูกค้า (ระบบแสดงรหัส QR ให้สแกน แต่ไม่ได้รับข้อมูลใดกลับ)</w:t>
       </w:r>
     </w:p>
     <w:p>
@@ -2779,7 +2779,7 @@
       <w:r>
         <w:drawing>
           <wp:inline>
-            <wp:extent cx="5039999" cy="3651811"/>
+            <wp:extent cx="5039999" cy="3733101"/>
             <wp:effectExtent b="0" l="0" r="0" t="0"/>
             <wp:docPr descr="แผนภาพบริบทของระบบ" title="" id="28" name="Picture"/>
             <a:graphic>
@@ -2800,7 +2800,7 @@
                   <pic:spPr bwMode="auto">
                     <a:xfrm>
                       <a:off x="0" y="0"/>
-                      <a:ext cx="5039999" cy="3651811"/>
+                      <a:ext cx="5039999" cy="3733101"/>
                     </a:xfrm>
                     <a:prstGeom prst="rect">
                       <a:avLst/>
@@ -2828,7 +2828,7 @@
           <w:i/>
           <w:iCs/>
         </w:rPr>
-        <w:t xml:space="preserve">ภาพที่ 1 — แผนภาพบริบทของระบบ (System Context) ผู้ใช้สามบทบาท ระบบ SOML และองค์ประกอบภายนอกสองรายการ (รูปที่ 3.6 ของปริญญานิพนธ์)</w:t>
+        <w:t xml:space="preserve">ภาพที่ 1 — แผนภาพบริบทของระบบ (System Context) ผู้ใช้สามบทบาท ระบบอำพร OMS และองค์ประกอบภายนอกสองรายการ (รูปที่ 3.6 ของปริญญานิพนธ์)</w:t>
       </w:r>
     </w:p>
     <w:bookmarkEnd w:id="30"/>
@@ -7189,7 +7189,7 @@
       <w:r>
         <w:drawing>
           <wp:inline>
-            <wp:extent cx="4419416" cy="7919999"/>
+            <wp:extent cx="4043377" cy="7919999"/>
             <wp:effectExtent b="0" l="0" r="0" t="0"/>
             <wp:docPr descr="แผนภาพกรณีการใช้งานรวม" title="" id="44" name="Picture"/>
             <a:graphic>
@@ -7210,7 +7210,7 @@
                   <pic:spPr bwMode="auto">
                     <a:xfrm>
                       <a:off x="0" y="0"/>
-                      <a:ext cx="4419416" cy="7919999"/>
+                      <a:ext cx="4043377" cy="7919999"/>
                     </a:xfrm>
                     <a:prstGeom prst="rect">
                       <a:avLst/>
@@ -7238,7 +7238,7 @@
           <w:i/>
           <w:iCs/>
         </w:rPr>
-        <w:t xml:space="preserve">ภาพที่ 2 — Use Case Diagram ของระบบ SOML (UC-01 ถึง UC-11) ผู้กระทำสามบทบาทและระบบอัตโนมัติ</w:t>
+        <w:t xml:space="preserve">ภาพที่ 2 — Use Case Diagram ของระบบอำพร OMS (UC-01 ถึง UC-11) ผู้กระทำสามบทบาทและระบบอัตโนมัติ</w:t>
       </w:r>
     </w:p>
     <w:p>
@@ -20306,7 +20306,7 @@
                 <w:sz w:val="26"/>
                 <w:szCs w:val="26"/>
               </w:rPr>
-              <w:t xml:space="preserve">จับเวลากับเครื่องพิมพ์ Epson TM-T82 จริงที่สถานประกอบการ (TC-13)</w:t>
+              <w:t xml:space="preserve">จับเวลากับเครื่องพิมพ์ Epson TM-T82 จริงที่สถานประกอบการ (TC-12)</w:t>
             </w:r>
           </w:p>
         </w:tc>
@@ -20365,7 +20365,7 @@
                 <w:sz w:val="26"/>
                 <w:szCs w:val="26"/>
               </w:rPr>
-              <w:t xml:space="preserve">จำลองการใช้งานพร้อมกัน 10 เซสชันจากทั้งสามบทบาท แล้วตรวจว่าไม่มีคำขอใดล้มเหลว (TC-14)</w:t>
+              <w:t xml:space="preserve">จำลองการใช้งานพร้อมกัน 10 เซสชันจากทั้งสามบทบาท แล้วตรวจว่าไม่มีคำขอใดล้มเหลว (TC-13)</w:t>
             </w:r>
           </w:p>
         </w:tc>
@@ -25380,7 +25380,7 @@
       <w:r>
         <w:drawing>
           <wp:inline>
-            <wp:extent cx="3239999" cy="3100478"/>
+            <wp:extent cx="3239999" cy="3046220"/>
             <wp:effectExtent b="0" l="0" r="0" t="0"/>
             <wp:docPr descr="กรณีการใช้งานกลุ่มเข้าสู่ระบบ" title="" id="125" name="Picture"/>
             <a:graphic>
@@ -25401,7 +25401,7 @@
                   <pic:spPr bwMode="auto">
                     <a:xfrm>
                       <a:off x="0" y="0"/>
-                      <a:ext cx="3239999" cy="3100478"/>
+                      <a:ext cx="3239999" cy="3046220"/>
                     </a:xfrm>
                     <a:prstGeom prst="rect">
                       <a:avLst/>
@@ -25439,7 +25439,7 @@
       <w:r>
         <w:drawing>
           <wp:inline>
-            <wp:extent cx="6108700" cy="3721280"/>
+            <wp:extent cx="6108700" cy="3846934"/>
             <wp:effectExtent b="0" l="0" r="0" t="0"/>
             <wp:docPr descr="กรณีการใช้งานของพนักงานขาย" title="" id="128" name="Picture"/>
             <a:graphic>
@@ -25460,7 +25460,7 @@
                   <pic:spPr bwMode="auto">
                     <a:xfrm>
                       <a:off x="0" y="0"/>
-                      <a:ext cx="6108700" cy="3721280"/>
+                      <a:ext cx="6108700" cy="3846934"/>
                     </a:xfrm>
                     <a:prstGeom prst="rect">
                       <a:avLst/>
@@ -25498,7 +25498,7 @@
       <w:r>
         <w:drawing>
           <wp:inline>
-            <wp:extent cx="6108700" cy="3630642"/>
+            <wp:extent cx="6108700" cy="3769913"/>
             <wp:effectExtent b="0" l="0" r="0" t="0"/>
             <wp:docPr descr="กรณีการใช้งานของพนักงานคลังสินค้า" title="" id="131" name="Picture"/>
             <a:graphic>
@@ -25519,7 +25519,7 @@
                   <pic:spPr bwMode="auto">
                     <a:xfrm>
                       <a:off x="0" y="0"/>
-                      <a:ext cx="6108700" cy="3630642"/>
+                      <a:ext cx="6108700" cy="3769913"/>
                     </a:xfrm>
                     <a:prstGeom prst="rect">
                       <a:avLst/>
@@ -25557,7 +25557,7 @@
       <w:r>
         <w:drawing>
           <wp:inline>
-            <wp:extent cx="3404030" cy="5759999"/>
+            <wp:extent cx="3553657" cy="5759999"/>
             <wp:effectExtent b="0" l="0" r="0" t="0"/>
             <wp:docPr descr="กรณีการใช้งานของผู้จัดการ" title="" id="134" name="Picture"/>
             <a:graphic>
@@ -25578,7 +25578,7 @@
                   <pic:spPr bwMode="auto">
                     <a:xfrm>
                       <a:off x="0" y="0"/>
-                      <a:ext cx="3404030" cy="5759999"/>
+                      <a:ext cx="3553657" cy="5759999"/>
                     </a:xfrm>
                     <a:prstGeom prst="rect">
                       <a:avLst/>
@@ -25652,10 +25652,10 @@
         <w:tblLayout w:type="fixed"/>
       </w:tblPr>
       <w:tblGrid>
-        <w:gridCol w:w="1085"/>
-        <w:gridCol w:w="3781"/>
-        <w:gridCol w:w="3023"/>
-        <w:gridCol w:w="1749"/>
+        <w:gridCol w:w="1073"/>
+        <w:gridCol w:w="3479"/>
+        <w:gridCol w:w="3384"/>
+        <w:gridCol w:w="1702"/>
       </w:tblGrid>
       <w:tr>
         <w:trPr>
@@ -25666,7 +25666,7 @@
         <w:tc>
           <w:tcPr>
             <w:shd w:val="clear" w:color="auto" w:fill="F2F2F2"/>
-            <w:tcW w:w="1085" w:type="dxa"/>
+            <w:tcW w:w="1073" w:type="dxa"/>
           </w:tcPr>
           <w:tcPr/>
           <w:p>
@@ -25688,7 +25688,7 @@
         <w:tc>
           <w:tcPr>
             <w:shd w:val="clear" w:color="auto" w:fill="F2F2F2"/>
-            <w:tcW w:w="3781" w:type="dxa"/>
+            <w:tcW w:w="3479" w:type="dxa"/>
           </w:tcPr>
           <w:tcPr/>
           <w:p>
@@ -25710,7 +25710,7 @@
         <w:tc>
           <w:tcPr>
             <w:shd w:val="clear" w:color="auto" w:fill="F2F2F2"/>
-            <w:tcW w:w="3023" w:type="dxa"/>
+            <w:tcW w:w="3384" w:type="dxa"/>
           </w:tcPr>
           <w:tcPr/>
           <w:p>
@@ -25732,7 +25732,7 @@
         <w:tc>
           <w:tcPr>
             <w:shd w:val="clear" w:color="auto" w:fill="F2F2F2"/>
-            <w:tcW w:w="1749" w:type="dxa"/>
+            <w:tcW w:w="1702" w:type="dxa"/>
           </w:tcPr>
           <w:tcPr/>
           <w:p>
@@ -25758,7 +25758,7 @@
         </w:trPr>
         <w:tc>
           <w:tcPr>
-            <w:tcW w:w="1085" w:type="dxa"/>
+            <w:tcW w:w="1073" w:type="dxa"/>
           </w:tcPr>
           <w:tcPr/>
           <w:p>
@@ -25777,7 +25777,7 @@
         </w:tc>
         <w:tc>
           <w:tcPr>
-            <w:tcW w:w="3781" w:type="dxa"/>
+            <w:tcW w:w="3479" w:type="dxa"/>
           </w:tcPr>
           <w:tcPr/>
           <w:p>
@@ -25796,26 +25796,26 @@
         </w:tc>
         <w:tc>
           <w:tcPr>
-            <w:tcW w:w="3023" w:type="dxa"/>
-          </w:tcPr>
-          <w:tcPr/>
-          <w:p>
-            <w:pPr>
-              <w:keepNext/>
-              <w:pStyle w:val="Compact"/>
-            </w:pPr>
-            <w:r>
-              <w:rPr>
-                <w:sz w:val="26"/>
-                <w:szCs w:val="26"/>
-              </w:rPr>
-              <w:t xml:space="preserve">ผู้จัดทำ — ต่อเครื่องผ่าน USB ที่ร้าน พิมพ์ใบเสร็จตัวอย่าง จับเวลา (TC-13) ภาพใบเสร็จจริง</w:t>
-            </w:r>
-          </w:p>
-        </w:tc>
-        <w:tc>
-          <w:tcPr>
-            <w:tcW w:w="1749" w:type="dxa"/>
+            <w:tcW w:w="3384" w:type="dxa"/>
+          </w:tcPr>
+          <w:tcPr/>
+          <w:p>
+            <w:pPr>
+              <w:keepNext/>
+              <w:pStyle w:val="Compact"/>
+            </w:pPr>
+            <w:r>
+              <w:rPr>
+                <w:sz w:val="26"/>
+                <w:szCs w:val="26"/>
+              </w:rPr>
+              <w:t xml:space="preserve">ผู้จัดทำ — ต่อเครื่องผ่าน USB ที่ร้าน พิมพ์ใบเสร็จตัวอย่าง จับเวลา (TC-12) ภาพใบเสร็จจริง</w:t>
+            </w:r>
+          </w:p>
+        </w:tc>
+        <w:tc>
+          <w:tcPr>
+            <w:tcW w:w="1702" w:type="dxa"/>
           </w:tcPr>
           <w:tcPr/>
           <w:p>
@@ -25839,7 +25839,7 @@
         </w:trPr>
         <w:tc>
           <w:tcPr>
-            <w:tcW w:w="1085" w:type="dxa"/>
+            <w:tcW w:w="1073" w:type="dxa"/>
           </w:tcPr>
           <w:tcPr/>
           <w:p>
@@ -25858,7 +25858,7 @@
         </w:tc>
         <w:tc>
           <w:tcPr>
-            <w:tcW w:w="3781" w:type="dxa"/>
+            <w:tcW w:w="3479" w:type="dxa"/>
           </w:tcPr>
           <w:tcPr/>
           <w:p>
@@ -25877,26 +25877,26 @@
         </w:tc>
         <w:tc>
           <w:tcPr>
-            <w:tcW w:w="3023" w:type="dxa"/>
-          </w:tcPr>
-          <w:tcPr/>
-          <w:p>
-            <w:pPr>
-              <w:keepNext/>
-              <w:pStyle w:val="Compact"/>
-            </w:pPr>
-            <w:r>
-              <w:rPr>
-                <w:sz w:val="26"/>
-                <w:szCs w:val="26"/>
-              </w:rPr>
-              <w:t xml:space="preserve">ผู้จัดทำ + เจ้าของร้าน — จ่าย 20 คำสั่งซื้อจริงแล้วนับสินค้าเทียบ (TC-07) ตารางเทียบยอด</w:t>
-            </w:r>
-          </w:p>
-        </w:tc>
-        <w:tc>
-          <w:tcPr>
-            <w:tcW w:w="1749" w:type="dxa"/>
+            <w:tcW w:w="3384" w:type="dxa"/>
+          </w:tcPr>
+          <w:tcPr/>
+          <w:p>
+            <w:pPr>
+              <w:keepNext/>
+              <w:pStyle w:val="Compact"/>
+            </w:pPr>
+            <w:r>
+              <w:rPr>
+                <w:sz w:val="26"/>
+                <w:szCs w:val="26"/>
+              </w:rPr>
+              <w:t xml:space="preserve">ผู้จัดทำ + เจ้าของร้าน — จ่าย 20 คำสั่งซื้อจริงแล้วนับสินค้าเทียบ ตารางเทียบยอด</w:t>
+            </w:r>
+          </w:p>
+        </w:tc>
+        <w:tc>
+          <w:tcPr>
+            <w:tcW w:w="1702" w:type="dxa"/>
           </w:tcPr>
           <w:tcPr/>
           <w:p>
@@ -25920,7 +25920,7 @@
         </w:trPr>
         <w:tc>
           <w:tcPr>
-            <w:tcW w:w="1085" w:type="dxa"/>
+            <w:tcW w:w="1073" w:type="dxa"/>
           </w:tcPr>
           <w:tcPr/>
           <w:p>
@@ -25939,7 +25939,7 @@
         </w:tc>
         <w:tc>
           <w:tcPr>
-            <w:tcW w:w="3781" w:type="dxa"/>
+            <w:tcW w:w="3479" w:type="dxa"/>
           </w:tcPr>
           <w:tcPr/>
           <w:p>
@@ -25958,7 +25958,7 @@
         </w:tc>
         <w:tc>
           <w:tcPr>
-            <w:tcW w:w="3023" w:type="dxa"/>
+            <w:tcW w:w="3384" w:type="dxa"/>
           </w:tcPr>
           <w:tcPr/>
           <w:p>
@@ -25977,7 +25977,7 @@
         </w:tc>
         <w:tc>
           <w:tcPr>
-            <w:tcW w:w="1749" w:type="dxa"/>
+            <w:tcW w:w="1702" w:type="dxa"/>
           </w:tcPr>
           <w:tcPr/>
           <w:p>
@@ -26001,7 +26001,7 @@
         </w:trPr>
         <w:tc>
           <w:tcPr>
-            <w:tcW w:w="1085" w:type="dxa"/>
+            <w:tcW w:w="1073" w:type="dxa"/>
           </w:tcPr>
           <w:tcPr/>
           <w:p>
@@ -26020,7 +26020,7 @@
         </w:tc>
         <w:tc>
           <w:tcPr>
-            <w:tcW w:w="3781" w:type="dxa"/>
+            <w:tcW w:w="3479" w:type="dxa"/>
           </w:tcPr>
           <w:tcPr/>
           <w:p>
@@ -26039,7 +26039,7 @@
         </w:tc>
         <w:tc>
           <w:tcPr>
-            <w:tcW w:w="3023" w:type="dxa"/>
+            <w:tcW w:w="3384" w:type="dxa"/>
           </w:tcPr>
           <w:tcPr/>
           <w:p>
@@ -26058,7 +26058,7 @@
         </w:tc>
         <w:tc>
           <w:tcPr>
-            <w:tcW w:w="1749" w:type="dxa"/>
+            <w:tcW w:w="1702" w:type="dxa"/>
           </w:tcPr>
           <w:tcPr/>
           <w:p>
@@ -26082,7 +26082,7 @@
         </w:trPr>
         <w:tc>
           <w:tcPr>
-            <w:tcW w:w="1085" w:type="dxa"/>
+            <w:tcW w:w="1073" w:type="dxa"/>
           </w:tcPr>
           <w:tcPr/>
           <w:p>
@@ -26101,7 +26101,7 @@
         </w:tc>
         <w:tc>
           <w:tcPr>
-            <w:tcW w:w="3781" w:type="dxa"/>
+            <w:tcW w:w="3479" w:type="dxa"/>
           </w:tcPr>
           <w:tcPr/>
           <w:p>
@@ -26120,7 +26120,7 @@
         </w:tc>
         <w:tc>
           <w:tcPr>
-            <w:tcW w:w="3023" w:type="dxa"/>
+            <w:tcW w:w="3384" w:type="dxa"/>
           </w:tcPr>
           <w:tcPr/>
           <w:p>
@@ -26139,7 +26139,7 @@
         </w:tc>
         <w:tc>
           <w:tcPr>
-            <w:tcW w:w="1749" w:type="dxa"/>
+            <w:tcW w:w="1702" w:type="dxa"/>
           </w:tcPr>
           <w:tcPr/>
           <w:p>
@@ -26163,7 +26163,7 @@
         </w:trPr>
         <w:tc>
           <w:tcPr>
-            <w:tcW w:w="1085" w:type="dxa"/>
+            <w:tcW w:w="1073" w:type="dxa"/>
           </w:tcPr>
           <w:tcPr/>
           <w:p>
@@ -26182,7 +26182,7 @@
         </w:tc>
         <w:tc>
           <w:tcPr>
-            <w:tcW w:w="3781" w:type="dxa"/>
+            <w:tcW w:w="3479" w:type="dxa"/>
           </w:tcPr>
           <w:tcPr/>
           <w:p>
@@ -26201,7 +26201,7 @@
         </w:tc>
         <w:tc>
           <w:tcPr>
-            <w:tcW w:w="3023" w:type="dxa"/>
+            <w:tcW w:w="3384" w:type="dxa"/>
           </w:tcPr>
           <w:tcPr/>
           <w:p>
@@ -26220,7 +26220,7 @@
         </w:tc>
         <w:tc>
           <w:tcPr>
-            <w:tcW w:w="1749" w:type="dxa"/>
+            <w:tcW w:w="1702" w:type="dxa"/>
           </w:tcPr>
           <w:tcPr/>
           <w:p>
@@ -26244,7 +26244,7 @@
         </w:trPr>
         <w:tc>
           <w:tcPr>
-            <w:tcW w:w="1085" w:type="dxa"/>
+            <w:tcW w:w="1073" w:type="dxa"/>
           </w:tcPr>
           <w:tcPr/>
           <w:p>
@@ -26262,55 +26262,55 @@
         </w:tc>
         <w:tc>
           <w:tcPr>
-            <w:tcW w:w="3781" w:type="dxa"/>
-          </w:tcPr>
-          <w:tcPr/>
-          <w:p>
-            <w:pPr>
-              <w:pStyle w:val="Compact"/>
-            </w:pPr>
-            <w:r>
-              <w:rPr>
-                <w:sz w:val="26"/>
-                <w:szCs w:val="26"/>
-              </w:rPr>
-              <w:t xml:space="preserve">คู่มือผู้ใช้และคู่มือติดตั้ง (2.6) ยังไม่ได้เขียน และยังไม่ได้ทวนสอบการติดตั้งโดยผู้ที่ไม่ได้ร่วมพัฒนา</w:t>
-            </w:r>
-          </w:p>
-        </w:tc>
-        <w:tc>
-          <w:tcPr>
-            <w:tcW w:w="3023" w:type="dxa"/>
-          </w:tcPr>
-          <w:tcPr/>
-          <w:p>
-            <w:pPr>
-              <w:pStyle w:val="Compact"/>
-            </w:pPr>
-            <w:r>
-              <w:rPr>
-                <w:sz w:val="26"/>
-                <w:szCs w:val="26"/>
-              </w:rPr>
-              <w:t xml:space="preserve">ผู้จัดทำ — เขียนคู่มือ แล้วให้บุคคลภายนอกติดตั้งตาม บันทึกเวลาและปัญหาที่พบ</w:t>
-            </w:r>
-          </w:p>
-        </w:tc>
-        <w:tc>
-          <w:tcPr>
-            <w:tcW w:w="1749" w:type="dxa"/>
-          </w:tcPr>
-          <w:tcPr/>
-          <w:p>
-            <w:pPr>
-              <w:pStyle w:val="Compact"/>
-            </w:pPr>
-            <w:r>
-              <w:rPr>
-                <w:sz w:val="26"/>
-                <w:szCs w:val="26"/>
-              </w:rPr>
-              <w:t xml:space="preserve">ก่อนสรุป NFR-09</w:t>
+            <w:tcW w:w="3479" w:type="dxa"/>
+          </w:tcPr>
+          <w:tcPr/>
+          <w:p>
+            <w:pPr>
+              <w:pStyle w:val="Compact"/>
+            </w:pPr>
+            <w:r>
+              <w:rPr>
+                <w:sz w:val="26"/>
+                <w:szCs w:val="26"/>
+              </w:rPr>
+              <w:t xml:space="preserve">คู่มือผู้ใช้และคู่มือติดตั้ง (2.6) — คู่มือติดตั้งเขียนและทวนสอบแล้ว คู่มือผู้ใช้ยังไม่ได้เขียน</w:t>
+            </w:r>
+          </w:p>
+        </w:tc>
+        <w:tc>
+          <w:tcPr>
+            <w:tcW w:w="3384" w:type="dxa"/>
+          </w:tcPr>
+          <w:tcPr/>
+          <w:p>
+            <w:pPr>
+              <w:pStyle w:val="Compact"/>
+            </w:pPr>
+            <w:r>
+              <w:rPr>
+                <w:sz w:val="26"/>
+                <w:szCs w:val="26"/>
+              </w:rPr>
+              <w:t xml:space="preserve">คู่มือติดตั้ง: ปิดแล้ว ผู้จัดการร้านติดตั้งบนเครื่องของร้านตามคู่มือ ใช้เวลาประมาณ 5 นาที (NFR-09 ผ่าน) · คู่มือผู้ใช้: ผู้จัดทำ</w:t>
+            </w:r>
+          </w:p>
+        </w:tc>
+        <w:tc>
+          <w:tcPr>
+            <w:tcW w:w="1702" w:type="dxa"/>
+          </w:tcPr>
+          <w:tcPr/>
+          <w:p>
+            <w:pPr>
+              <w:pStyle w:val="Compact"/>
+            </w:pPr>
+            <w:r>
+              <w:rPr>
+                <w:sz w:val="26"/>
+                <w:szCs w:val="26"/>
+              </w:rPr>
+              <w:t xml:space="preserve">ไม่บล็อก — ก่อนส่งมอบระบบ</w:t>
             </w:r>
           </w:p>
         </w:tc>
@@ -31929,7 +31929,7 @@
           <w:i/>
           <w:iCs/>
         </w:rPr>
-        <w:t xml:space="preserve">จบเอกสาร Use Case SRS — ระบบ SOML</w:t>
+        <w:t xml:space="preserve">จบเอกสาร Use Case SRS — ระบบอำพร OMS</w:t>
       </w:r>
     </w:p>
     <w:bookmarkEnd w:id="146"/>
@@ -31966,7 +31966,7 @@
         <w:cs/>
         <w:szCs w:val="24"/>
       </w:rPr>
-      <w:t xml:space="preserve">ENGSE206 • SOML • Use Case SRS v2.0 • </w:t>
+      <w:t xml:space="preserve">ENGSE206 • อำพร OMS • Use Case SRS v2.0 • </w:t>
     </w:r>
     <w:r>
       <w:rPr>
@@ -32019,7 +32019,7 @@
         <w:cs/>
         <w:szCs w:val="24"/>
       </w:rPr>
-      <w:t>ENGSE206  •  Use Case SRS — SOML</w:t>
+      <w:t>ENGSE206  •  Use Case SRS — อำพร OMS</w:t>
     </w:r>
   </w:p>
 </w:hdr>
